--- a/DOCS_DA_CONVERTIRE/arco3_fornasari_es.docx
+++ b/DOCS_DA_CONVERTIRE/arco3_fornasari_es.docx
@@ -2,30 +2,6 @@
 <file path=word/document.xml><?xml version="1.0" encoding="utf-8"?>
 <w:document xmlns:wpc="http://schemas.microsoft.com/office/word/2010/wordprocessingCanvas" xmlns:cx="http://schemas.microsoft.com/office/drawing/2014/chartex" xmlns:cx1="http://schemas.microsoft.com/office/drawing/2015/9/8/chartex" xmlns:cx2="http://schemas.microsoft.com/office/drawing/2015/10/21/chartex" xmlns:cx3="http://schemas.microsoft.com/office/drawing/2016/5/9/chartex" xmlns:cx4="http://schemas.microsoft.com/office/drawing/2016/5/10/chartex" xmlns:cx5="http://schemas.microsoft.com/office/drawing/2016/5/11/chartex" xmlns:cx6="http://schemas.microsoft.com/office/drawing/2016/5/12/chartex" xmlns:cx7="http://schemas.microsoft.com/office/drawing/2016/5/13/chartex" xmlns:cx8="http://schemas.microsoft.com/office/drawing/2016/5/14/chartex" xmlns:mc="http://schemas.openxmlformats.org/markup-compatibility/2006" xmlns:aink="http://schemas.microsoft.com/office/drawing/2016/ink" xmlns:am3d="http://schemas.microsoft.com/office/drawing/2017/model3d" xmlns:o="urn:schemas-microsoft-com:office:office" xmlns:oel="http://schemas.microsoft.com/office/2019/extlst" xmlns:r="http://schemas.openxmlformats.org/officeDocument/2006/relationships" xmlns:m="http://schemas.openxmlformats.org/officeDocument/2006/math" xmlns:v="urn:schemas-microsoft-com:vml" xmlns:wp14="http://schemas.microsoft.com/office/word/2010/wordprocessingDrawing" xmlns:wp="http://schemas.openxmlformats.org/drawingml/2006/wordprocessingDrawing" xmlns:w10="urn:schemas-microsoft-com:office:word" xmlns:w="http://schemas.openxmlformats.org/wordprocessingml/2006/main" xmlns:w14="http://schemas.microsoft.com/office/word/2010/wordml" xmlns:w15="http://schemas.microsoft.com/office/word/2012/wordml" xmlns:w16cex="http://schemas.microsoft.com/office/word/2018/wordml/cex" xmlns:w16cid="http://schemas.microsoft.com/office/word/2016/wordml/cid" xmlns:w16="http://schemas.microsoft.com/office/word/2018/wordml" xmlns:w16du="http://schemas.microsoft.com/office/word/2023/wordml/word16du" xmlns:w16sdtdh="http://schemas.microsoft.com/office/word/2020/wordml/sdtdatahash" xmlns:w16sdtfl="http://schemas.microsoft.com/office/word/2024/wordml/sdtformatlock" xmlns:w16se="http://schemas.microsoft.com/office/word/2015/wordml/symex" xmlns:wpg="http://schemas.microsoft.com/office/word/2010/wordprocessingGroup" xmlns:wpi="http://schemas.microsoft.com/office/word/2010/wordprocessingInk" xmlns:wne="http://schemas.microsoft.com/office/word/2006/wordml" xmlns:wps="http://schemas.microsoft.com/office/word/2010/wordprocessingShape" mc:Ignorable="w14 w15 w16se w16cid w16 w16cex w16sdtdh w16sdtfl w16du wp14">
   <w:body>
-    <w:p>
-      <w:pPr>
-        <w:pStyle w:val="Titolo1"/>
-      </w:pPr>
-      <w:r>
-        <w:t xml:space="preserve">Arco 3 </w:t>
-      </w:r>
-      <w:proofErr w:type="spellStart"/>
-      <w:r>
-        <w:t>Lápida</w:t>
-      </w:r>
-      <w:proofErr w:type="spellEnd"/>
-      <w:r>
-        <w:t xml:space="preserve"> </w:t>
-      </w:r>
-      <w:proofErr w:type="spellStart"/>
-      <w:r>
-        <w:t>Conmemorativa</w:t>
-      </w:r>
-      <w:proofErr w:type="spellEnd"/>
-      <w:r>
-        <w:t xml:space="preserve"> del Abad Ippolito Fornasari</w:t>
-      </w:r>
-    </w:p>
     <w:p>
       <w:pPr>
         <w:pBdr>
@@ -149,7 +125,15 @@
       </w:r>
       <w:proofErr w:type="spellEnd"/>
       <w:r>
-        <w:t xml:space="preserve">, pero </w:t>
+        <w:t xml:space="preserve">, </w:t>
+      </w:r>
+      <w:proofErr w:type="gramStart"/>
+      <w:r>
+        <w:t>pero</w:t>
+      </w:r>
+      <w:proofErr w:type="gramEnd"/>
+      <w:r>
+        <w:t xml:space="preserve"> </w:t>
       </w:r>
       <w:proofErr w:type="spellStart"/>
       <w:r>
@@ -265,6 +249,9 @@
         <w:jc w:val="center"/>
       </w:pPr>
       <w:r>
+        <w:rPr>
+          <w:noProof/>
+        </w:rPr>
         <w:drawing>
           <wp:inline distT="0" distB="0" distL="0" distR="0" wp14:anchorId="1227EA28" wp14:editId="204EC22C">
             <wp:extent cx="3665220" cy="2255520"/>
@@ -321,7 +308,15 @@
         <w:jc w:val="center"/>
       </w:pPr>
       <w:r>
-        <w:t>[SPLIT_BLOCK:arco3_lapide.jpg]</w:t>
+        <w:t>[SPLIT_</w:t>
+      </w:r>
+      <w:proofErr w:type="gramStart"/>
+      <w:r>
+        <w:t>BLOCK:arco3_lapide.jpg</w:t>
+      </w:r>
+      <w:proofErr w:type="gramEnd"/>
+      <w:r>
+        <w:t>]</w:t>
       </w:r>
     </w:p>
     <w:p>
@@ -370,7 +365,15 @@
       </w:r>
       <w:proofErr w:type="spellEnd"/>
       <w:r>
-        <w:t xml:space="preserve"> del Arco 3 del </w:t>
+        <w:t xml:space="preserve"> </w:t>
+      </w:r>
+      <w:proofErr w:type="gramStart"/>
+      <w:r>
+        <w:t>del Arco</w:t>
+      </w:r>
+      <w:proofErr w:type="gramEnd"/>
+      <w:r>
+        <w:t xml:space="preserve"> 3 del </w:t>
       </w:r>
       <w:proofErr w:type="spellStart"/>
       <w:r>
@@ -608,7 +611,15 @@
       </w:r>
       <w:proofErr w:type="spellEnd"/>
       <w:r>
-        <w:t xml:space="preserve"> al Archiginnasio). Se </w:t>
+        <w:t xml:space="preserve"> </w:t>
+      </w:r>
+      <w:proofErr w:type="gramStart"/>
+      <w:r>
+        <w:t>al Archiginnasio</w:t>
+      </w:r>
+      <w:proofErr w:type="gramEnd"/>
+      <w:r>
+        <w:t xml:space="preserve">). Se </w:t>
       </w:r>
       <w:proofErr w:type="spellStart"/>
       <w:r>
@@ -864,7 +875,15 @@
       </w:r>
       <w:proofErr w:type="spellEnd"/>
       <w:r>
-        <w:t xml:space="preserve"> la dedicatoria a la Virgen, </w:t>
+        <w:t xml:space="preserve"> la dedicatoria </w:t>
+      </w:r>
+      <w:proofErr w:type="gramStart"/>
+      <w:r>
+        <w:t>a la</w:t>
+      </w:r>
+      <w:proofErr w:type="gramEnd"/>
+      <w:r>
+        <w:t xml:space="preserve"> Virgen, </w:t>
       </w:r>
       <w:proofErr w:type="spellStart"/>
       <w:r>
@@ -888,7 +907,15 @@
       </w:r>
       <w:proofErr w:type="spellEnd"/>
       <w:r>
-        <w:t xml:space="preserve"> a la de Cristo.</w:t>
+        <w:t xml:space="preserve"> </w:t>
+      </w:r>
+      <w:proofErr w:type="gramStart"/>
+      <w:r>
+        <w:t>a la</w:t>
+      </w:r>
+      <w:proofErr w:type="gramEnd"/>
+      <w:r>
+        <w:t xml:space="preserve"> de Cristo.</w:t>
       </w:r>
     </w:p>
     <w:p>
@@ -945,7 +972,15 @@
       </w:r>
       <w:proofErr w:type="spellEnd"/>
       <w:r>
-        <w:t xml:space="preserve"> o de la persona </w:t>
+        <w:t xml:space="preserve"> o </w:t>
+      </w:r>
+      <w:proofErr w:type="gramStart"/>
+      <w:r>
+        <w:t>de la</w:t>
+      </w:r>
+      <w:proofErr w:type="gramEnd"/>
+      <w:r>
+        <w:t xml:space="preserve"> persona </w:t>
       </w:r>
       <w:proofErr w:type="spellStart"/>
       <w:r>
@@ -961,11 +996,7 @@
       </w:r>
       <w:proofErr w:type="spellEnd"/>
       <w:r>
-        <w:t xml:space="preserve"> de Abbas (Abad). Bon. </w:t>
-      </w:r>
-      <w:r>
-        <w:lastRenderedPageBreak/>
-        <w:t>(</w:t>
+        <w:t xml:space="preserve"> de Abbas (Abad). Bon. (</w:t>
       </w:r>
       <w:proofErr w:type="spellStart"/>
       <w:r>
@@ -1274,6 +1305,7 @@
         </w:pBdr>
       </w:pPr>
       <w:r>
+        <w:lastRenderedPageBreak/>
         <w:t>ARCHIGYM. (</w:t>
       </w:r>
       <w:proofErr w:type="spellStart"/>
@@ -1290,7 +1322,15 @@
       </w:r>
       <w:proofErr w:type="spellEnd"/>
       <w:r>
-        <w:t xml:space="preserve"> al Archiginnasio de </w:t>
+        <w:t xml:space="preserve"> </w:t>
+      </w:r>
+      <w:proofErr w:type="gramStart"/>
+      <w:r>
+        <w:t>al Archiginnasio</w:t>
+      </w:r>
+      <w:proofErr w:type="gramEnd"/>
+      <w:r>
+        <w:t xml:space="preserve"> de </w:t>
       </w:r>
       <w:proofErr w:type="spellStart"/>
       <w:r>
@@ -1374,7 +1414,15 @@
       </w:r>
       <w:proofErr w:type="spellEnd"/>
       <w:r>
-        <w:t xml:space="preserve"> a la </w:t>
+        <w:t xml:space="preserve"> </w:t>
+      </w:r>
+      <w:proofErr w:type="gramStart"/>
+      <w:r>
+        <w:t>a la</w:t>
+      </w:r>
+      <w:proofErr w:type="gramEnd"/>
+      <w:r>
+        <w:t xml:space="preserve"> </w:t>
       </w:r>
       <w:proofErr w:type="spellStart"/>
       <w:r>
@@ -1530,7 +1578,15 @@
         </w:pBdr>
       </w:pPr>
       <w:r>
-        <w:t>D. (Dedit / Dicavit): "Dio" o "</w:t>
+        <w:t xml:space="preserve">D. (Dedit / </w:t>
+      </w:r>
+      <w:proofErr w:type="spellStart"/>
+      <w:r>
+        <w:t>Dicavit</w:t>
+      </w:r>
+      <w:proofErr w:type="spellEnd"/>
+      <w:r>
+        <w:t>): "Dio" o "</w:t>
       </w:r>
       <w:proofErr w:type="spellStart"/>
       <w:r>
@@ -1630,7 +1686,23 @@
       </w:r>
       <w:proofErr w:type="spellEnd"/>
       <w:r>
-        <w:t xml:space="preserve"> del Archiginnasio. Dedica este monumento (o altar) a Cristo y a la Virgen María, </w:t>
+        <w:t xml:space="preserve"> </w:t>
+      </w:r>
+      <w:proofErr w:type="gramStart"/>
+      <w:r>
+        <w:t>del Archiginnasio</w:t>
+      </w:r>
+      <w:proofErr w:type="gramEnd"/>
+      <w:r>
+        <w:t xml:space="preserve">. Dedica este monumento (o altar) a Cristo y </w:t>
+      </w:r>
+      <w:proofErr w:type="gramStart"/>
+      <w:r>
+        <w:t>a la</w:t>
+      </w:r>
+      <w:proofErr w:type="gramEnd"/>
+      <w:r>
+        <w:t xml:space="preserve"> Virgen María, </w:t>
       </w:r>
       <w:proofErr w:type="spellStart"/>
       <w:r>
@@ -2266,7 +2338,15 @@
       </w:r>
       <w:proofErr w:type="spellEnd"/>
       <w:r>
-        <w:t xml:space="preserve"> de la tarde eran para </w:t>
+        <w:t xml:space="preserve"> de </w:t>
+      </w:r>
+      <w:proofErr w:type="gramStart"/>
+      <w:r>
+        <w:t>la tarde</w:t>
+      </w:r>
+      <w:proofErr w:type="gramEnd"/>
+      <w:r>
+        <w:t xml:space="preserve"> eran para </w:t>
       </w:r>
       <w:proofErr w:type="spellStart"/>
       <w:r>
@@ -2584,7 +2664,15 @@
       </w:r>
       <w:proofErr w:type="spellEnd"/>
       <w:r>
-        <w:t xml:space="preserve"> del arco 3:</w:t>
+        <w:t xml:space="preserve"> </w:t>
+      </w:r>
+      <w:proofErr w:type="gramStart"/>
+      <w:r>
+        <w:t>del arco</w:t>
+      </w:r>
+      <w:proofErr w:type="gramEnd"/>
+      <w:r>
+        <w:t xml:space="preserve"> 3:</w:t>
       </w:r>
     </w:p>
     <w:p>
@@ -2660,16 +2748,8 @@
         <w:rPr>
           <w:rFonts w:ascii="Courier" w:eastAsia="Courier" w:hAnsi="Courier" w:cs="Courier"/>
         </w:rPr>
-        <w:t xml:space="preserve"> Felsina </w:t>
-      </w:r>
-      <w:proofErr w:type="spellStart"/>
-      <w:r>
-        <w:rPr>
-          <w:rFonts w:ascii="Courier" w:eastAsia="Courier" w:hAnsi="Courier" w:cs="Courier"/>
-        </w:rPr>
-        <w:t>Porticibus</w:t>
-      </w:r>
-      <w:proofErr w:type="spellEnd"/>
+        <w:t xml:space="preserve"> Felsina Porticibus</w:t>
+      </w:r>
       <w:r>
         <w:rPr>
           <w:rFonts w:ascii="Courier" w:eastAsia="Courier" w:hAnsi="Courier" w:cs="Courier"/>
@@ -3077,11 +3157,7 @@
       </w:r>
       <w:proofErr w:type="spellEnd"/>
       <w:r>
-        <w:t xml:space="preserve"> </w:t>
-      </w:r>
-      <w:r>
-        <w:lastRenderedPageBreak/>
-        <w:t xml:space="preserve">del </w:t>
+        <w:t xml:space="preserve"> del </w:t>
       </w:r>
       <w:proofErr w:type="spellStart"/>
       <w:r>
@@ -3164,6 +3240,7 @@
       </w:pPr>
       <w:proofErr w:type="spellStart"/>
       <w:r>
+        <w:lastRenderedPageBreak/>
         <w:t>hacia</w:t>
       </w:r>
       <w:proofErr w:type="spellEnd"/>
@@ -3527,7 +3604,15 @@
       </w:r>
       <w:proofErr w:type="spellEnd"/>
       <w:r>
-        <w:t xml:space="preserve"> a la </w:t>
+        <w:t xml:space="preserve"> </w:t>
+      </w:r>
+      <w:proofErr w:type="gramStart"/>
+      <w:r>
+        <w:t>a la</w:t>
+      </w:r>
+      <w:proofErr w:type="gramEnd"/>
+      <w:r>
+        <w:t xml:space="preserve"> </w:t>
       </w:r>
       <w:proofErr w:type="spellStart"/>
       <w:r>
@@ -3686,23 +3771,7 @@
           <w:b/>
           <w:bCs/>
         </w:rPr>
-        <w:t xml:space="preserve"> Felsina </w:t>
-      </w:r>
-      <w:proofErr w:type="spellStart"/>
-      <w:r>
-        <w:rPr>
-          <w:b/>
-          <w:bCs/>
-        </w:rPr>
-        <w:t>Porticibus</w:t>
-      </w:r>
-      <w:proofErr w:type="spellEnd"/>
-      <w:r>
-        <w:rPr>
-          <w:b/>
-          <w:bCs/>
-        </w:rPr>
-        <w:t>:</w:t>
+        <w:t xml:space="preserve"> Felsina Porticibus:</w:t>
       </w:r>
       <w:r>
         <w:t xml:space="preserve"> Es la </w:t>
@@ -4205,7 +4274,15 @@
       </w:r>
       <w:proofErr w:type="spellEnd"/>
       <w:r>
-        <w:t xml:space="preserve"> a la Virgen (la Augusta) y a </w:t>
+        <w:t xml:space="preserve"> </w:t>
+      </w:r>
+      <w:proofErr w:type="gramStart"/>
+      <w:r>
+        <w:t>a la</w:t>
+      </w:r>
+      <w:proofErr w:type="gramEnd"/>
+      <w:r>
+        <w:t xml:space="preserve"> Virgen (la Augusta) y a </w:t>
       </w:r>
       <w:proofErr w:type="spellStart"/>
       <w:r>
@@ -4901,7 +4978,23 @@
           <w:b/>
           <w:bCs/>
         </w:rPr>
-        <w:t xml:space="preserve"> a la Luz de 1693</w:t>
+        <w:t xml:space="preserve"> </w:t>
+      </w:r>
+      <w:proofErr w:type="gramStart"/>
+      <w:r>
+        <w:rPr>
+          <w:b/>
+          <w:bCs/>
+        </w:rPr>
+        <w:t>a la</w:t>
+      </w:r>
+      <w:proofErr w:type="gramEnd"/>
+      <w:r>
+        <w:rPr>
+          <w:b/>
+          <w:bCs/>
+        </w:rPr>
+        <w:t xml:space="preserve"> Luz de 1693</w:t>
       </w:r>
       <w:r>
         <w:t xml:space="preserve">: En </w:t>
@@ -5024,15 +5117,7 @@
       </w:r>
       <w:proofErr w:type="spellEnd"/>
       <w:r>
-        <w:t xml:space="preserve"> Felsina </w:t>
-      </w:r>
-      <w:proofErr w:type="spellStart"/>
-      <w:r>
-        <w:t>Porticibus</w:t>
-      </w:r>
-      <w:proofErr w:type="spellEnd"/>
-      <w:r>
-        <w:t xml:space="preserve">": En 1693, </w:t>
+        <w:t xml:space="preserve"> Felsina Porticibus": En 1693, </w:t>
       </w:r>
       <w:proofErr w:type="spellStart"/>
       <w:r>
@@ -5304,11 +5389,7 @@
       </w:r>
       <w:proofErr w:type="spellEnd"/>
       <w:r>
-        <w:t xml:space="preserve"> </w:t>
-      </w:r>
-      <w:r>
-        <w:lastRenderedPageBreak/>
-        <w:t xml:space="preserve">cargo de </w:t>
+        <w:t xml:space="preserve"> cargo de </w:t>
       </w:r>
       <w:proofErr w:type="spellStart"/>
       <w:r>
@@ -5449,6 +5530,7 @@
       </w:r>
       <w:proofErr w:type="spellStart"/>
       <w:r>
+        <w:lastRenderedPageBreak/>
         <w:t>lápidas</w:t>
       </w:r>
       <w:proofErr w:type="spellEnd"/>
@@ -5781,7 +5863,15 @@
       </w:r>
       <w:proofErr w:type="spellEnd"/>
       <w:r>
-        <w:t xml:space="preserve"> a la famosa </w:t>
+        <w:t xml:space="preserve"> </w:t>
+      </w:r>
+      <w:proofErr w:type="gramStart"/>
+      <w:r>
+        <w:t>a la</w:t>
+      </w:r>
+      <w:proofErr w:type="gramEnd"/>
+      <w:r>
+        <w:t xml:space="preserve"> famosa </w:t>
       </w:r>
       <w:proofErr w:type="spellStart"/>
       <w:r>
@@ -6237,7 +6327,15 @@
       </w:r>
       <w:proofErr w:type="spellEnd"/>
       <w:r>
-        <w:t xml:space="preserve"> pero de intensa </w:t>
+        <w:t xml:space="preserve"> </w:t>
+      </w:r>
+      <w:proofErr w:type="gramStart"/>
+      <w:r>
+        <w:t>pero</w:t>
+      </w:r>
+      <w:proofErr w:type="gramEnd"/>
+      <w:r>
+        <w:t xml:space="preserve"> de intensa </w:t>
       </w:r>
       <w:proofErr w:type="spellStart"/>
       <w:r>
@@ -7216,7 +7314,6 @@
     <w:p>
       <w:r>
         <w:rPr>
-          <w:rFonts w:ascii="Arial" w:hAnsi="Arial"/>
           <w:b/>
           <w:color w:val="1A365D"/>
           <w:sz w:val="26"/>
@@ -7226,24 +7323,26 @@
     </w:p>
     <w:tbl>
       <w:tblPr>
-        <w:tblW w:type="auto" w:w="0"/>
+        <w:tblW w:w="0" w:type="auto"/>
         <w:jc w:val="center"/>
-        <w:tblLook w:firstColumn="1" w:firstRow="1" w:lastColumn="0" w:lastRow="0" w:noHBand="0" w:noVBand="1" w:val="04A0"/>
+        <w:tblLook w:val="04A0" w:firstRow="1" w:lastRow="0" w:firstColumn="1" w:lastColumn="0" w:noHBand="0" w:noVBand="1"/>
       </w:tblPr>
       <w:tblGrid>
         <w:gridCol w:w="4680"/>
         <w:gridCol w:w="4680"/>
       </w:tblGrid>
       <w:tr>
+        <w:trPr>
+          <w:jc w:val="center"/>
+        </w:trPr>
         <w:tc>
           <w:tcPr>
-            <w:tcW w:type="dxa" w:w="4680"/>
-            <w:shd w:fill="1A365D"/>
+            <w:tcW w:w="4680" w:type="dxa"/>
+            <w:shd w:val="clear" w:color="auto" w:fill="1A365D"/>
           </w:tcPr>
           <w:p>
             <w:r>
               <w:rPr>
-                <w:rFonts w:ascii="Arial" w:hAnsi="Arial"/>
                 <w:b/>
                 <w:color w:val="FFFFFF"/>
                 <w:sz w:val="20"/>
@@ -7254,13 +7353,12 @@
         </w:tc>
         <w:tc>
           <w:tcPr>
-            <w:tcW w:type="dxa" w:w="4680"/>
-            <w:shd w:fill="1A365D"/>
+            <w:tcW w:w="4680" w:type="dxa"/>
+            <w:shd w:val="clear" w:color="auto" w:fill="1A365D"/>
           </w:tcPr>
           <w:p>
             <w:r>
               <w:rPr>
-                <w:rFonts w:ascii="Arial" w:hAnsi="Arial"/>
                 <w:b/>
                 <w:color w:val="FFFFFF"/>
                 <w:sz w:val="20"/>
@@ -7271,28 +7369,43 @@
         </w:tc>
       </w:tr>
       <w:tr>
+        <w:trPr>
+          <w:jc w:val="center"/>
+        </w:trPr>
         <w:tc>
           <w:tcPr>
-            <w:tcW w:type="dxa" w:w="4680"/>
+            <w:tcW w:w="4680" w:type="dxa"/>
           </w:tcPr>
           <w:p>
             <w:r>
               <w:rPr>
-                <w:rFonts w:ascii="Arial" w:hAnsi="Arial"/>
                 <w:sz w:val="19"/>
               </w:rPr>
-              <w:t>El conde Gioseffo Carpegna financió la edificación del arco 3 del Pórtico de San Luca y ocupaba el cargo de Vicelegado de Bolonia en 1693.</w:t>
+              <w:t xml:space="preserve">El conde Gioseffo Carpegna financió la edificación </w:t>
+            </w:r>
+            <w:proofErr w:type="gramStart"/>
+            <w:r>
+              <w:rPr>
+                <w:sz w:val="19"/>
+              </w:rPr>
+              <w:t>del arco</w:t>
+            </w:r>
+            <w:proofErr w:type="gramEnd"/>
+            <w:r>
+              <w:rPr>
+                <w:sz w:val="19"/>
+              </w:rPr>
+              <w:t xml:space="preserve"> 3 del Pórtico de San Luca y ocupaba el cargo de Vicelegado de Bolonia en 1693.</w:t>
             </w:r>
           </w:p>
         </w:tc>
         <w:tc>
           <w:tcPr>
-            <w:tcW w:type="dxa" w:w="4680"/>
+            <w:tcW w:w="4680" w:type="dxa"/>
           </w:tcPr>
           <w:p>
             <w:r>
               <w:rPr>
-                <w:rFonts w:ascii="Arial" w:hAnsi="Arial"/>
                 <w:sz w:val="19"/>
               </w:rPr>
               <w:t>Archivo de Estado de Bolonia / Crónicas de la Ciudad del Siglo XVII</w:t>
@@ -7301,74 +7414,136 @@
         </w:tc>
       </w:tr>
       <w:tr>
+        <w:trPr>
+          <w:jc w:val="center"/>
+        </w:trPr>
         <w:tc>
           <w:tcPr>
-            <w:tcW w:type="dxa" w:w="4680"/>
+            <w:tcW w:w="4680" w:type="dxa"/>
           </w:tcPr>
           <w:p>
             <w:r>
               <w:rPr>
-                <w:rFonts w:ascii="Arial" w:hAnsi="Arial"/>
                 <w:sz w:val="19"/>
               </w:rPr>
-              <w:t>La inscripción latina del arco 3 atestigua la dedicatoria solemne a Cristo y a la Virgen María por parte del Abad Ippolito Fornasari, fechada en 1693.</w:t>
+              <w:t xml:space="preserve">La inscripción latina </w:t>
+            </w:r>
+            <w:proofErr w:type="gramStart"/>
+            <w:r>
+              <w:rPr>
+                <w:sz w:val="19"/>
+              </w:rPr>
+              <w:t>del arco</w:t>
+            </w:r>
+            <w:proofErr w:type="gramEnd"/>
+            <w:r>
+              <w:rPr>
+                <w:sz w:val="19"/>
+              </w:rPr>
+              <w:t xml:space="preserve"> 3 atestigua la </w:t>
+            </w:r>
+            <w:r>
+              <w:rPr>
+                <w:sz w:val="19"/>
+              </w:rPr>
+              <w:lastRenderedPageBreak/>
+              <w:t xml:space="preserve">dedicatoria solemne a Cristo y </w:t>
+            </w:r>
+            <w:proofErr w:type="gramStart"/>
+            <w:r>
+              <w:rPr>
+                <w:sz w:val="19"/>
+              </w:rPr>
+              <w:t>a la</w:t>
+            </w:r>
+            <w:proofErr w:type="gramEnd"/>
+            <w:r>
+              <w:rPr>
+                <w:sz w:val="19"/>
+              </w:rPr>
+              <w:t xml:space="preserve"> Virgen María por parte del Abad Ippolito Fornasari, fechada en 1693.</w:t>
             </w:r>
           </w:p>
         </w:tc>
         <w:tc>
           <w:tcPr>
-            <w:tcW w:type="dxa" w:w="4680"/>
+            <w:tcW w:w="4680" w:type="dxa"/>
           </w:tcPr>
           <w:p>
             <w:r>
               <w:rPr>
-                <w:rFonts w:ascii="Arial" w:hAnsi="Arial"/>
                 <w:sz w:val="19"/>
               </w:rPr>
-              <w:t>Epigrafía del Pórtico de San Luca (Arco 3) / Museo Cívico del Risorgimento</w:t>
+              <w:lastRenderedPageBreak/>
+              <w:t xml:space="preserve">Epigrafía del Pórtico de San Luca (Arco 3) / Museo </w:t>
+            </w:r>
+            <w:r>
+              <w:rPr>
+                <w:sz w:val="19"/>
+              </w:rPr>
+              <w:lastRenderedPageBreak/>
+              <w:t>Cívico del Risorgimento</w:t>
             </w:r>
           </w:p>
         </w:tc>
       </w:tr>
       <w:tr>
+        <w:trPr>
+          <w:jc w:val="center"/>
+        </w:trPr>
         <w:tc>
           <w:tcPr>
-            <w:tcW w:type="dxa" w:w="4680"/>
+            <w:tcW w:w="4680" w:type="dxa"/>
           </w:tcPr>
           <w:p>
             <w:r>
               <w:rPr>
-                <w:rFonts w:ascii="Arial" w:hAnsi="Arial"/>
                 <w:sz w:val="19"/>
               </w:rPr>
+              <w:lastRenderedPageBreak/>
               <w:t>Ippolito Fornasari era un patricio boloñés, jurisconsulto y profesor emérito de la cátedra ordinaria de la mañana ("De Mane Primarius") en el Archiginnasio de Bolonia.</w:t>
             </w:r>
           </w:p>
         </w:tc>
         <w:tc>
           <w:tcPr>
-            <w:tcW w:type="dxa" w:w="4680"/>
+            <w:tcW w:w="4680" w:type="dxa"/>
           </w:tcPr>
           <w:p>
             <w:r>
               <w:rPr>
-                <w:rFonts w:ascii="Arial" w:hAnsi="Arial"/>
                 <w:sz w:val="19"/>
               </w:rPr>
-              <w:t>Fasti del Studio Bolognese / Archivo Histórico de la Universidad de Bolonia</w:t>
+              <w:t xml:space="preserve">Fasti </w:t>
+            </w:r>
+            <w:proofErr w:type="gramStart"/>
+            <w:r>
+              <w:rPr>
+                <w:sz w:val="19"/>
+              </w:rPr>
+              <w:t>del</w:t>
+            </w:r>
+            <w:proofErr w:type="gramEnd"/>
+            <w:r>
+              <w:rPr>
+                <w:sz w:val="19"/>
+              </w:rPr>
+              <w:t xml:space="preserve"> Studio Bolognese / Archivo Histórico de la Universidad de Bolonia</w:t>
             </w:r>
           </w:p>
         </w:tc>
       </w:tr>
       <w:tr>
+        <w:trPr>
+          <w:jc w:val="center"/>
+        </w:trPr>
         <w:tc>
           <w:tcPr>
-            <w:tcW w:type="dxa" w:w="4680"/>
+            <w:tcW w:w="4680" w:type="dxa"/>
           </w:tcPr>
           <w:p>
             <w:r>
               <w:rPr>
-                <w:rFonts w:ascii="Arial" w:hAnsi="Arial"/>
                 <w:sz w:val="19"/>
               </w:rPr>
               <w:t>La segunda parte de la inscripción es una composición en dísticos elegíacos (1693) con alegorías marianas (Domus Aurea, Turris David) que celebra la unión entre Bolonia (Felsina) y el Santuario de la Guardia.</w:t>
@@ -7377,12 +7552,11 @@
         </w:tc>
         <w:tc>
           <w:tcPr>
-            <w:tcW w:type="dxa" w:w="4680"/>
+            <w:tcW w:w="4680" w:type="dxa"/>
           </w:tcPr>
           <w:p>
             <w:r>
               <w:rPr>
-                <w:rFonts w:ascii="Arial" w:hAnsi="Arial"/>
                 <w:sz w:val="19"/>
               </w:rPr>
               <w:t>Análisis Epigráfico y Literario del Pórtico de San Luca</w:t>
@@ -7391,6 +7565,7 @@
         </w:tc>
       </w:tr>
     </w:tbl>
+    <w:p/>
     <w:sectPr>
       <w:pgSz w:w="12240" w:h="15840"/>
       <w:pgMar w:top="1440" w:right="1440" w:bottom="1440" w:left="1440" w:header="0" w:footer="720" w:gutter="0"/>
